--- a/klagomål/A 8383-2025 FSC-klagomål.docx
+++ b/klagomål/A 8383-2025 FSC-klagomål.docx
@@ -908,7 +908,7 @@
     <w:r>
       <w:tab/>
       <w:tab/>
-      <w:t>2025-06-13</w:t>
+      <w:t>2025-06-15</w:t>
       <w:br/>
       <w:br/>
     </w:r>

--- a/klagomål/A 8383-2025 FSC-klagomål.docx
+++ b/klagomål/A 8383-2025 FSC-klagomål.docx
@@ -908,7 +908,7 @@
     <w:r>
       <w:tab/>
       <w:tab/>
-      <w:t>2025-06-15</w:t>
+      <w:t>2025-06-16</w:t>
       <w:br/>
       <w:br/>
     </w:r>

--- a/klagomål/A 8383-2025 FSC-klagomål.docx
+++ b/klagomål/A 8383-2025 FSC-klagomål.docx
@@ -908,7 +908,7 @@
     <w:r>
       <w:tab/>
       <w:tab/>
-      <w:t>2025-06-16</w:t>
+      <w:t>2025-06-17</w:t>
       <w:br/>
       <w:br/>
     </w:r>

--- a/klagomål/A 8383-2025 FSC-klagomål.docx
+++ b/klagomål/A 8383-2025 FSC-klagomål.docx
@@ -908,7 +908,7 @@
     <w:r>
       <w:tab/>
       <w:tab/>
-      <w:t>2025-06-17</w:t>
+      <w:t>2025-06-18</w:t>
       <w:br/>
       <w:br/>
     </w:r>

--- a/klagomål/A 8383-2025 FSC-klagomål.docx
+++ b/klagomål/A 8383-2025 FSC-klagomål.docx
@@ -908,7 +908,7 @@
     <w:r>
       <w:tab/>
       <w:tab/>
-      <w:t>2025-06-18</w:t>
+      <w:t>2025-06-19</w:t>
       <w:br/>
       <w:br/>
     </w:r>

--- a/klagomål/A 8383-2025 FSC-klagomål.docx
+++ b/klagomål/A 8383-2025 FSC-klagomål.docx
@@ -908,7 +908,7 @@
     <w:r>
       <w:tab/>
       <w:tab/>
-      <w:t>2025-06-19</w:t>
+      <w:t>2025-06-20</w:t>
       <w:br/>
       <w:br/>
     </w:r>

--- a/klagomål/A 8383-2025 FSC-klagomål.docx
+++ b/klagomål/A 8383-2025 FSC-klagomål.docx
@@ -908,7 +908,7 @@
     <w:r>
       <w:tab/>
       <w:tab/>
-      <w:t>2025-06-20</w:t>
+      <w:t>2025-06-21</w:t>
       <w:br/>
       <w:br/>
     </w:r>

--- a/klagomål/A 8383-2025 FSC-klagomål.docx
+++ b/klagomål/A 8383-2025 FSC-klagomål.docx
@@ -908,7 +908,7 @@
     <w:r>
       <w:tab/>
       <w:tab/>
-      <w:t>2025-06-21</w:t>
+      <w:t>2025-06-22</w:t>
       <w:br/>
       <w:br/>
     </w:r>

--- a/klagomål/A 8383-2025 FSC-klagomål.docx
+++ b/klagomål/A 8383-2025 FSC-klagomål.docx
@@ -908,7 +908,7 @@
     <w:r>
       <w:tab/>
       <w:tab/>
-      <w:t>2025-06-22</w:t>
+      <w:t>2025-06-23</w:t>
       <w:br/>
       <w:br/>
     </w:r>

--- a/klagomål/A 8383-2025 FSC-klagomål.docx
+++ b/klagomål/A 8383-2025 FSC-klagomål.docx
@@ -908,7 +908,7 @@
     <w:r>
       <w:tab/>
       <w:tab/>
-      <w:t>2025-06-23</w:t>
+      <w:t>2025-06-24</w:t>
       <w:br/>
       <w:br/>
     </w:r>

--- a/klagomål/A 8383-2025 FSC-klagomål.docx
+++ b/klagomål/A 8383-2025 FSC-klagomål.docx
@@ -908,7 +908,7 @@
     <w:r>
       <w:tab/>
       <w:tab/>
-      <w:t>2025-06-24</w:t>
+      <w:t>2025-06-25</w:t>
       <w:br/>
       <w:br/>
     </w:r>

--- a/klagomål/A 8383-2025 FSC-klagomål.docx
+++ b/klagomål/A 8383-2025 FSC-klagomål.docx
@@ -908,7 +908,7 @@
     <w:r>
       <w:tab/>
       <w:tab/>
-      <w:t>2025-06-25</w:t>
+      <w:t>2025-06-26</w:t>
       <w:br/>
       <w:br/>
     </w:r>

--- a/klagomål/A 8383-2025 FSC-klagomål.docx
+++ b/klagomål/A 8383-2025 FSC-klagomål.docx
@@ -908,7 +908,7 @@
     <w:r>
       <w:tab/>
       <w:tab/>
-      <w:t>2025-06-26</w:t>
+      <w:t>2025-06-27</w:t>
       <w:br/>
       <w:br/>
     </w:r>

--- a/klagomål/A 8383-2025 FSC-klagomål.docx
+++ b/klagomål/A 8383-2025 FSC-klagomål.docx
@@ -908,7 +908,7 @@
     <w:r>
       <w:tab/>
       <w:tab/>
-      <w:t>2025-06-27</w:t>
+      <w:t>2025-06-28</w:t>
       <w:br/>
       <w:br/>
     </w:r>

--- a/klagomål/A 8383-2025 FSC-klagomål.docx
+++ b/klagomål/A 8383-2025 FSC-klagomål.docx
@@ -908,7 +908,7 @@
     <w:r>
       <w:tab/>
       <w:tab/>
-      <w:t>2025-06-28</w:t>
+      <w:t>2025-06-29</w:t>
       <w:br/>
       <w:br/>
     </w:r>

--- a/klagomål/A 8383-2025 FSC-klagomål.docx
+++ b/klagomål/A 8383-2025 FSC-klagomål.docx
@@ -908,7 +908,7 @@
     <w:r>
       <w:tab/>
       <w:tab/>
-      <w:t>2025-06-29</w:t>
+      <w:t>2025-06-30</w:t>
       <w:br/>
       <w:br/>
     </w:r>

--- a/klagomål/A 8383-2025 FSC-klagomål.docx
+++ b/klagomål/A 8383-2025 FSC-klagomål.docx
@@ -908,7 +908,7 @@
     <w:r>
       <w:tab/>
       <w:tab/>
-      <w:t>2025-06-30</w:t>
+      <w:t>2025-07-01</w:t>
       <w:br/>
       <w:br/>
     </w:r>

--- a/klagomål/A 8383-2025 FSC-klagomål.docx
+++ b/klagomål/A 8383-2025 FSC-klagomål.docx
@@ -908,7 +908,7 @@
     <w:r>
       <w:tab/>
       <w:tab/>
-      <w:t>2025-07-01</w:t>
+      <w:t>2025-07-02</w:t>
       <w:br/>
       <w:br/>
     </w:r>

--- a/klagomål/A 8383-2025 FSC-klagomål.docx
+++ b/klagomål/A 8383-2025 FSC-klagomål.docx
@@ -908,7 +908,7 @@
     <w:r>
       <w:tab/>
       <w:tab/>
-      <w:t>2025-07-02</w:t>
+      <w:t>2025-07-03</w:t>
       <w:br/>
       <w:br/>
     </w:r>

--- a/klagomål/A 8383-2025 FSC-klagomål.docx
+++ b/klagomål/A 8383-2025 FSC-klagomål.docx
@@ -908,7 +908,7 @@
     <w:r>
       <w:tab/>
       <w:tab/>
-      <w:t>2025-07-03</w:t>
+      <w:t>2025-07-04</w:t>
       <w:br/>
       <w:br/>
     </w:r>

--- a/klagomål/A 8383-2025 FSC-klagomål.docx
+++ b/klagomål/A 8383-2025 FSC-klagomål.docx
@@ -908,7 +908,7 @@
     <w:r>
       <w:tab/>
       <w:tab/>
-      <w:t>2025-07-04</w:t>
+      <w:t>2025-07-05</w:t>
       <w:br/>
       <w:br/>
     </w:r>

--- a/klagomål/A 8383-2025 FSC-klagomål.docx
+++ b/klagomål/A 8383-2025 FSC-klagomål.docx
@@ -908,7 +908,7 @@
     <w:r>
       <w:tab/>
       <w:tab/>
-      <w:t>2025-07-05</w:t>
+      <w:t>2025-07-06</w:t>
       <w:br/>
       <w:br/>
     </w:r>

--- a/klagomål/A 8383-2025 FSC-klagomål.docx
+++ b/klagomål/A 8383-2025 FSC-klagomål.docx
@@ -908,7 +908,7 @@
     <w:r>
       <w:tab/>
       <w:tab/>
-      <w:t>2025-07-06</w:t>
+      <w:t>2025-07-07</w:t>
       <w:br/>
       <w:br/>
     </w:r>

--- a/klagomål/A 8383-2025 FSC-klagomål.docx
+++ b/klagomål/A 8383-2025 FSC-klagomål.docx
@@ -908,7 +908,7 @@
     <w:r>
       <w:tab/>
       <w:tab/>
-      <w:t>2025-07-07</w:t>
+      <w:t>2025-07-08</w:t>
       <w:br/>
       <w:br/>
     </w:r>

--- a/klagomål/A 8383-2025 FSC-klagomål.docx
+++ b/klagomål/A 8383-2025 FSC-klagomål.docx
@@ -908,7 +908,7 @@
     <w:r>
       <w:tab/>
       <w:tab/>
-      <w:t>2025-07-08</w:t>
+      <w:t>2025-07-09</w:t>
       <w:br/>
       <w:br/>
     </w:r>

--- a/klagomål/A 8383-2025 FSC-klagomål.docx
+++ b/klagomål/A 8383-2025 FSC-klagomål.docx
@@ -908,7 +908,7 @@
     <w:r>
       <w:tab/>
       <w:tab/>
-      <w:t>2025-07-09</w:t>
+      <w:t>2025-07-11</w:t>
       <w:br/>
       <w:br/>
     </w:r>

--- a/klagomål/A 8383-2025 FSC-klagomål.docx
+++ b/klagomål/A 8383-2025 FSC-klagomål.docx
@@ -908,7 +908,7 @@
     <w:r>
       <w:tab/>
       <w:tab/>
-      <w:t>2025-07-11</w:t>
+      <w:t>2025-07-12</w:t>
       <w:br/>
       <w:br/>
     </w:r>

--- a/klagomål/A 8383-2025 FSC-klagomål.docx
+++ b/klagomål/A 8383-2025 FSC-klagomål.docx
@@ -908,7 +908,7 @@
     <w:r>
       <w:tab/>
       <w:tab/>
-      <w:t>2025-07-12</w:t>
+      <w:t>2025-07-13</w:t>
       <w:br/>
       <w:br/>
     </w:r>

--- a/klagomål/A 8383-2025 FSC-klagomål.docx
+++ b/klagomål/A 8383-2025 FSC-klagomål.docx
@@ -908,7 +908,7 @@
     <w:r>
       <w:tab/>
       <w:tab/>
-      <w:t>2025-07-13</w:t>
+      <w:t>2025-07-14</w:t>
       <w:br/>
       <w:br/>
     </w:r>

--- a/klagomål/A 8383-2025 FSC-klagomål.docx
+++ b/klagomål/A 8383-2025 FSC-klagomål.docx
@@ -908,7 +908,7 @@
     <w:r>
       <w:tab/>
       <w:tab/>
-      <w:t>2025-08-06</w:t>
+      <w:t>2025-08-09</w:t>
       <w:br/>
       <w:br/>
     </w:r>

--- a/klagomål/A 8383-2025 FSC-klagomål.docx
+++ b/klagomål/A 8383-2025 FSC-klagomål.docx
@@ -168,7 +168,7 @@
     </w:p>
     <w:p>
       <w:r>
-        <w:t>Detta dokument behandlar höga naturvärden i avverkningsanmälan A 8383-2025 i Bodens kommun. Denna avverkningsanmälan inkom 2025-02-21 och omfattar 6,8 ha.</w:t>
+        <w:t>Detta dokument behandlar höga naturvärden i avverkningsanmälan A 8383-2025 i Bodens kommun. Denna avverkningsanmälan inkom 2025-02-21 08:16:05 och omfattar 6,8 ha.</w:t>
       </w:r>
     </w:p>
     <w:p>

--- a/klagomål/A 8383-2025 FSC-klagomål.docx
+++ b/klagomål/A 8383-2025 FSC-klagomål.docx
@@ -908,7 +908,7 @@
     <w:r>
       <w:tab/>
       <w:tab/>
-      <w:t>2025-08-09</w:t>
+      <w:t>2025-08-10</w:t>
       <w:br/>
       <w:br/>
     </w:r>

--- a/klagomål/A 8383-2025 FSC-klagomål.docx
+++ b/klagomål/A 8383-2025 FSC-klagomål.docx
@@ -908,7 +908,7 @@
     <w:r>
       <w:tab/>
       <w:tab/>
-      <w:t>2025-08-10</w:t>
+      <w:t>2025-08-11</w:t>
       <w:br/>
       <w:br/>
     </w:r>

--- a/klagomål/A 8383-2025 FSC-klagomål.docx
+++ b/klagomål/A 8383-2025 FSC-klagomål.docx
@@ -908,7 +908,7 @@
     <w:r>
       <w:tab/>
       <w:tab/>
-      <w:t>2025-08-11</w:t>
+      <w:t>2025-08-12</w:t>
       <w:br/>
       <w:br/>
     </w:r>

--- a/klagomål/A 8383-2025 FSC-klagomål.docx
+++ b/klagomål/A 8383-2025 FSC-klagomål.docx
@@ -908,7 +908,7 @@
     <w:r>
       <w:tab/>
       <w:tab/>
-      <w:t>2025-08-12</w:t>
+      <w:t>2025-08-13</w:t>
       <w:br/>
       <w:br/>
     </w:r>

--- a/klagomål/A 8383-2025 FSC-klagomål.docx
+++ b/klagomål/A 8383-2025 FSC-klagomål.docx
@@ -908,7 +908,7 @@
     <w:r>
       <w:tab/>
       <w:tab/>
-      <w:t>2025-08-13</w:t>
+      <w:t>2025-08-14</w:t>
       <w:br/>
       <w:br/>
     </w:r>

--- a/klagomål/A 8383-2025 FSC-klagomål.docx
+++ b/klagomål/A 8383-2025 FSC-klagomål.docx
@@ -908,7 +908,7 @@
     <w:r>
       <w:tab/>
       <w:tab/>
-      <w:t>2025-08-14</w:t>
+      <w:t>2025-08-15</w:t>
       <w:br/>
       <w:br/>
     </w:r>

--- a/klagomål/A 8383-2025 FSC-klagomål.docx
+++ b/klagomål/A 8383-2025 FSC-klagomål.docx
@@ -908,7 +908,7 @@
     <w:r>
       <w:tab/>
       <w:tab/>
-      <w:t>2025-08-15</w:t>
+      <w:t>2025-08-16</w:t>
       <w:br/>
       <w:br/>
     </w:r>

--- a/klagomål/A 8383-2025 FSC-klagomål.docx
+++ b/klagomål/A 8383-2025 FSC-klagomål.docx
@@ -908,7 +908,7 @@
     <w:r>
       <w:tab/>
       <w:tab/>
-      <w:t>2025-08-16</w:t>
+      <w:t>2025-08-17</w:t>
       <w:br/>
       <w:br/>
     </w:r>

--- a/klagomål/A 8383-2025 FSC-klagomål.docx
+++ b/klagomål/A 8383-2025 FSC-klagomål.docx
@@ -908,7 +908,7 @@
     <w:r>
       <w:tab/>
       <w:tab/>
-      <w:t>2025-08-17</w:t>
+      <w:t>2025-08-18</w:t>
       <w:br/>
       <w:br/>
     </w:r>

--- a/klagomål/A 8383-2025 FSC-klagomål.docx
+++ b/klagomål/A 8383-2025 FSC-klagomål.docx
@@ -908,7 +908,7 @@
     <w:r>
       <w:tab/>
       <w:tab/>
-      <w:t>2025-08-18</w:t>
+      <w:t>2025-08-19</w:t>
       <w:br/>
       <w:br/>
     </w:r>

--- a/klagomål/A 8383-2025 FSC-klagomål.docx
+++ b/klagomål/A 8383-2025 FSC-klagomål.docx
@@ -908,7 +908,7 @@
     <w:r>
       <w:tab/>
       <w:tab/>
-      <w:t>2025-08-19</w:t>
+      <w:t>2025-08-20</w:t>
       <w:br/>
       <w:br/>
     </w:r>

--- a/klagomål/A 8383-2025 FSC-klagomål.docx
+++ b/klagomål/A 8383-2025 FSC-klagomål.docx
@@ -908,7 +908,7 @@
     <w:r>
       <w:tab/>
       <w:tab/>
-      <w:t>2025-08-20</w:t>
+      <w:t>2025-08-21</w:t>
       <w:br/>
       <w:br/>
     </w:r>

--- a/klagomål/A 8383-2025 FSC-klagomål.docx
+++ b/klagomål/A 8383-2025 FSC-klagomål.docx
@@ -908,7 +908,7 @@
     <w:r>
       <w:tab/>
       <w:tab/>
-      <w:t>2025-08-21</w:t>
+      <w:t>2025-08-22</w:t>
       <w:br/>
       <w:br/>
     </w:r>

--- a/klagomål/A 8383-2025 FSC-klagomål.docx
+++ b/klagomål/A 8383-2025 FSC-klagomål.docx
@@ -908,7 +908,7 @@
     <w:r>
       <w:tab/>
       <w:tab/>
-      <w:t>2025-08-22</w:t>
+      <w:t>2025-08-23</w:t>
       <w:br/>
       <w:br/>
     </w:r>

--- a/klagomål/A 8383-2025 FSC-klagomål.docx
+++ b/klagomål/A 8383-2025 FSC-klagomål.docx
@@ -908,7 +908,7 @@
     <w:r>
       <w:tab/>
       <w:tab/>
-      <w:t>2025-08-23</w:t>
+      <w:t>2025-08-24</w:t>
       <w:br/>
       <w:br/>
     </w:r>

--- a/klagomål/A 8383-2025 FSC-klagomål.docx
+++ b/klagomål/A 8383-2025 FSC-klagomål.docx
@@ -908,7 +908,7 @@
     <w:r>
       <w:tab/>
       <w:tab/>
-      <w:t>2025-08-24</w:t>
+      <w:t>2025-08-25</w:t>
       <w:br/>
       <w:br/>
     </w:r>

--- a/klagomål/A 8383-2025 FSC-klagomål.docx
+++ b/klagomål/A 8383-2025 FSC-klagomål.docx
@@ -908,7 +908,7 @@
     <w:r>
       <w:tab/>
       <w:tab/>
-      <w:t>2025-08-25</w:t>
+      <w:t>2025-08-26</w:t>
       <w:br/>
       <w:br/>
     </w:r>

--- a/klagomål/A 8383-2025 FSC-klagomål.docx
+++ b/klagomål/A 8383-2025 FSC-klagomål.docx
@@ -908,7 +908,7 @@
     <w:r>
       <w:tab/>
       <w:tab/>
-      <w:t>2025-08-26</w:t>
+      <w:t>2025-08-30</w:t>
       <w:br/>
       <w:br/>
     </w:r>

--- a/klagomål/A 8383-2025 FSC-klagomål.docx
+++ b/klagomål/A 8383-2025 FSC-klagomål.docx
@@ -908,7 +908,7 @@
     <w:r>
       <w:tab/>
       <w:tab/>
-      <w:t>2025-08-30</w:t>
+      <w:t>2025-08-31</w:t>
       <w:br/>
       <w:br/>
     </w:r>

--- a/klagomål/A 8383-2025 FSC-klagomål.docx
+++ b/klagomål/A 8383-2025 FSC-klagomål.docx
@@ -908,7 +908,7 @@
     <w:r>
       <w:tab/>
       <w:tab/>
-      <w:t>2025-08-31</w:t>
+      <w:t>2025-09-01</w:t>
       <w:br/>
       <w:br/>
     </w:r>

--- a/klagomål/A 8383-2025 FSC-klagomål.docx
+++ b/klagomål/A 8383-2025 FSC-klagomål.docx
@@ -908,7 +908,7 @@
     <w:r>
       <w:tab/>
       <w:tab/>
-      <w:t>2025-09-01</w:t>
+      <w:t>2025-09-04</w:t>
       <w:br/>
       <w:br/>
     </w:r>

--- a/klagomål/A 8383-2025 FSC-klagomål.docx
+++ b/klagomål/A 8383-2025 FSC-klagomål.docx
@@ -908,7 +908,7 @@
     <w:r>
       <w:tab/>
       <w:tab/>
-      <w:t>2025-09-04</w:t>
+      <w:t>2025-09-05</w:t>
       <w:br/>
       <w:br/>
     </w:r>

--- a/klagomål/A 8383-2025 FSC-klagomål.docx
+++ b/klagomål/A 8383-2025 FSC-klagomål.docx
@@ -908,7 +908,7 @@
     <w:r>
       <w:tab/>
       <w:tab/>
-      <w:t>2025-09-05</w:t>
+      <w:t>2025-09-07</w:t>
       <w:br/>
       <w:br/>
     </w:r>

--- a/klagomål/A 8383-2025 FSC-klagomål.docx
+++ b/klagomål/A 8383-2025 FSC-klagomål.docx
@@ -908,7 +908,7 @@
     <w:r>
       <w:tab/>
       <w:tab/>
-      <w:t>2025-09-07</w:t>
+      <w:t>2025-09-08</w:t>
       <w:br/>
       <w:br/>
     </w:r>

--- a/klagomål/A 8383-2025 FSC-klagomål.docx
+++ b/klagomål/A 8383-2025 FSC-klagomål.docx
@@ -908,7 +908,7 @@
     <w:r>
       <w:tab/>
       <w:tab/>
-      <w:t>2025-09-08</w:t>
+      <w:t>2025-09-10</w:t>
       <w:br/>
       <w:br/>
     </w:r>

--- a/klagomål/A 8383-2025 FSC-klagomål.docx
+++ b/klagomål/A 8383-2025 FSC-klagomål.docx
@@ -908,7 +908,7 @@
     <w:r>
       <w:tab/>
       <w:tab/>
-      <w:t>2025-09-10</w:t>
+      <w:t>2025-09-11</w:t>
       <w:br/>
       <w:br/>
     </w:r>

--- a/klagomål/A 8383-2025 FSC-klagomål.docx
+++ b/klagomål/A 8383-2025 FSC-klagomål.docx
@@ -908,7 +908,7 @@
     <w:r>
       <w:tab/>
       <w:tab/>
-      <w:t>2025-09-11</w:t>
+      <w:t>2025-09-12</w:t>
       <w:br/>
       <w:br/>
     </w:r>

--- a/klagomål/A 8383-2025 FSC-klagomål.docx
+++ b/klagomål/A 8383-2025 FSC-klagomål.docx
@@ -908,7 +908,7 @@
     <w:r>
       <w:tab/>
       <w:tab/>
-      <w:t>2025-09-12</w:t>
+      <w:t>2025-09-13</w:t>
       <w:br/>
       <w:br/>
     </w:r>

--- a/klagomål/A 8383-2025 FSC-klagomål.docx
+++ b/klagomål/A 8383-2025 FSC-klagomål.docx
@@ -908,7 +908,7 @@
     <w:r>
       <w:tab/>
       <w:tab/>
-      <w:t>2025-09-13</w:t>
+      <w:t>2025-09-14</w:t>
       <w:br/>
       <w:br/>
     </w:r>

--- a/klagomål/A 8383-2025 FSC-klagomål.docx
+++ b/klagomål/A 8383-2025 FSC-klagomål.docx
@@ -908,7 +908,7 @@
     <w:r>
       <w:tab/>
       <w:tab/>
-      <w:t>2025-09-14</w:t>
+      <w:t>2025-09-15</w:t>
       <w:br/>
       <w:br/>
     </w:r>

--- a/klagomål/A 8383-2025 FSC-klagomål.docx
+++ b/klagomål/A 8383-2025 FSC-klagomål.docx
@@ -908,7 +908,7 @@
     <w:r>
       <w:tab/>
       <w:tab/>
-      <w:t>2025-09-15</w:t>
+      <w:t>2025-09-16</w:t>
       <w:br/>
       <w:br/>
     </w:r>

--- a/klagomål/A 8383-2025 FSC-klagomål.docx
+++ b/klagomål/A 8383-2025 FSC-klagomål.docx
@@ -908,7 +908,7 @@
     <w:r>
       <w:tab/>
       <w:tab/>
-      <w:t>2025-09-16</w:t>
+      <w:t>2025-09-17</w:t>
       <w:br/>
       <w:br/>
     </w:r>

--- a/klagomål/A 8383-2025 FSC-klagomål.docx
+++ b/klagomål/A 8383-2025 FSC-klagomål.docx
@@ -908,7 +908,7 @@
     <w:r>
       <w:tab/>
       <w:tab/>
-      <w:t>2025-09-17</w:t>
+      <w:t>2025-09-18</w:t>
       <w:br/>
       <w:br/>
     </w:r>

--- a/klagomål/A 8383-2025 FSC-klagomål.docx
+++ b/klagomål/A 8383-2025 FSC-klagomål.docx
@@ -191,7 +191,7 @@
     </w:p>
     <w:p>
       <w:r>
-        <w:t>I avverkningsanmälan har följande 3 naturvårdsarter hittats: gammelgransskål (NT), garnlav (NT) och tretåig hackspett (NT, §4). Av dessa är 3 rödlistade. För rödlistade arter har rödlistekategorin angivits inom parentes. För fridlysta arter anges även paragrafen i Artskyddsförordningen som arten är fridlyst enligt.</w:t>
+        <w:t>I avverkningsanmälan har följande 14 naturvårdsarter hittats: gammelgransskål (NT), garnlav (NT), granticka (NT), järpe (NT, §4), spillkråka (NT, §4), talltita (NT, §4), tretåig hackspett (NT, §4), bollvitmossa (S), bronshjon (S), lappranunkel (S, §7), norrlandslav (S), plattlummer (S, §9), vågbandad barkbock (S) och revlummer (§9). Av dessa är 7 rödlistade. För rödlistade arter har rödlistekategorin angivits inom parentes. Arter som är signalarter enligt Skogsstyrelsen har markerats med (S). För fridlysta arter anges även paragrafen i Artskyddsförordningen som arten är fridlyst enligt.</w:t>
       </w:r>
     </w:p>
     <w:p>
@@ -251,6 +251,17 @@
         <w:rPr>
           <w:b/>
         </w:rPr>
+        <w:t xml:space="preserve">Bollvitmossa </w:t>
+      </w:r>
+      <w:r>
+        <w:t>är en bra signalart inom hela sitt utbredningsområde. Vanligast är den i naturvårdsintressanta tallsumpskogar. Även gransumpskogar med bollvitmossa har normalt höga naturvärden. Arten indikerar skogsmark med stabila hydrologiska förhållanden och sannolikt även lång skoglig kontinuitet (Nitare &amp; Skogsstyrelsen, 2019).</w:t>
+      </w:r>
+    </w:p>
+    <w:p>
+      <w:r>
+        <w:rPr>
+          <w:b/>
+        </w:rPr>
         <w:t>Gammelgransskål (NT)</w:t>
       </w:r>
       <w:r>
@@ -266,6 +277,17 @@
       </w:r>
       <w:r>
         <w:t xml:space="preserve"> är en utpräglad barrskogsart som ibland kan drapera träden i norrländska grannaturskogar med hög luftfuktighet. Den förekommer även i talldominerade bestånd där den, förutom i trädens grenverk, påträffas hängande över ojämnheter i tallbarken. Arten har minskat starkt i södra och mellersta Sverige och den minskar även i sitt nordliga utbredningsområde. Orsaken till tillbakagången beror främst på slutavverkningar av naturskogsartade skogar. Bestånd med riklig förekomst bör regelmässigt sparas. Garnlav är värdväxt för den mycket sällsynta och akut hotade fjärilen barrskogslavfly (CR) som hör hemma i boreala barrskogar med riklig förekomst av värdväxten. Tidigare kunde arten konstateras årligen på flera platser vid Dala-Floda i Dalarna innan lokalerna kalavverkades. Senaste fyndet i landet av barrskogslavfly är från år 2000 då den påträffades vid Högberget i Sollefteå kommun (SLU Artdatabanken, 2024).</w:t>
+      </w:r>
+    </w:p>
+    <w:p>
+      <w:r>
+        <w:rPr>
+          <w:b/>
+        </w:rPr>
+        <w:t>Granticka (NT)</w:t>
+      </w:r>
+      <w:r>
+        <w:t xml:space="preserve"> förekommer främst i äldre skogar med naturskogskaraktär, liksom i dimensionsavverkade och plockhuggna skogar. I äldre grannaturskog i norra Sverige är den alltjämt en förhållandevis vanlig karaktärsart, medan den längre söderut blir allt mer sällsynt. I Götaland och delar av Svealand är den en god signalart för skyddsvärda granskogsmiljöer. Arten bedöms ha minskat starkt under senare år på grund av skogsavverkningar, då den framför allt växer i äldre granskog med långvarig grankontinuitet. I urskogsliknande bestånd i norra Sverige kan ibland påträffas den mycket sällsynta tickan grantickeporing (VU), som lever på döda grantickor (SLU Artdatabanken, 2024; Nitare &amp; Skogsstyrelsen, 2019).</w:t>
       </w:r>
     </w:p>
     <w:p>
@@ -278,7 +300,7 @@
     </w:p>
     <w:p>
       <w:r>
-        <w:t>Följande fridlysta arter har sina livsmiljöer och växtplatser i den avverkningsanmälda skogen: tretåig hackspett (NT, §4).</w:t>
+        <w:t>Följande fridlysta arter har sina livsmiljöer och växtplatser i den avverkningsanmälda skogen: järpe (NT, §4), spillkråka (NT, §4), talltita (NT, §4), tretåig hackspett (NT, §4), lappranunkel (S, §7), plattlummer (S, §9) och revlummer (§9).</w:t>
       </w:r>
     </w:p>
     <w:p>
@@ -293,6 +315,50 @@
       </w:r>
       <w:r>
         <w:t>(artikel 1). Vidare att de åtgärder som vidtas inte får leda till en försämring av den nuvarande situationen beträffande bevarandet av de fågelarter som avses i artikel 1 (artikel 13). Fågeldirektivet är styrande för tillsynsansvariga myndigheters ärendehantering, ställningstaganden och beslutsfattande.</w:t>
+      </w:r>
+    </w:p>
+    <w:p>
+      <w:r>
+        <w:rPr>
+          <w:b/>
+        </w:rPr>
+        <w:t>Järpe (NT, §4)</w:t>
+      </w:r>
+      <w:r>
+        <w:t>, rödlistad som nära hotad och prioriterad art i Skogsvårdslagen har häckningsrevir i avverkningsanmälan. Arten har minskat med 25 (10–40) % under de senaste 12 åren och är mycket stationär inom sitt revir som är minst 25 hektar stort. Dess livsmiljöer utgörs av tät barrskog med inblandning av lövträd och en väl utvecklad flerskiktad struktur med bärris och yngre eller undertryckta, täta granar i ett lägre skikt, ofta utmed bäckar och åar inne i den skyddande granskogen. Järpen överlever inte om dess livsmiljö kalavverkas och är även känslig för röjning, gallring och avverkning där unga granar och lövträd inte sparas i tillräcklig omfattning (SLU Artdatabanken, 2022).</w:t>
+      </w:r>
+    </w:p>
+    <w:p>
+      <w:r>
+        <w:rPr>
+          <w:b/>
+        </w:rPr>
+        <w:t>Lappranunkel (§7)</w:t>
+      </w:r>
+      <w:r>
+        <w:t xml:space="preserve"> omfattas av EU:s art- och habitatdirektiv och är fridlyst enligt 7 § artskyddsförordningen vilket innebär att artens livsmiljöer inte får förstöras. Den är knuten till granskogsmiljöer med ytligt liggande markvatten och konstant hög luftfuktighet. Arten är känslig för kalavverkning och markskador men kan kortvarigt står kvar en tid i fuktsvackor efter en avverkning. Lokaler med lappranunkel får inte avverkas (Nitare &amp; Skogsstyrelsen, 2019; SLU Artdatabanken, 2024).</w:t>
+      </w:r>
+    </w:p>
+    <w:p>
+      <w:r>
+        <w:rPr>
+          <w:b/>
+        </w:rPr>
+        <w:t>Spillkråka (NT, §4)</w:t>
+      </w:r>
+      <w:r>
+        <w:t xml:space="preserve"> är rödlistad som nära hotad och ingår i bilaga 1 i EU:s fågeldirektiv. Den minskar i population på grund av minskad tillgång på lämpliga bo- och födoträd och minskad födotillgång. Spillkråkans minskningstakt har uppgått till 19 (24–10) % under de senaste 15 åren. Minskningstakten för den svenska populationen bedöms vara nära gränsvärdet för Sårbar (VU) (A2bc). Skogsbruk med korta omloppstider och täta, homogena ungskogar utgör det största hotet, (SLU Artdatabanken, 2023).</w:t>
+      </w:r>
+    </w:p>
+    <w:p>
+      <w:r>
+        <w:rPr>
+          <w:b/>
+        </w:rPr>
+        <w:t>Talltita (NT, §4)</w:t>
+      </w:r>
+      <w:r>
+        <w:t>, rödlistad som nära hotad och prioriterad art i Skogsvårdslagen har häckningsrevir i anmälan. Arten har minskat kraftigt de senaste 30 åren och minskningstakten innevarande 10-årsperiod beräknas till 20 (10–30) %. Talltitan är synnerligen trogen sitt cirka 15 hektar stora revir och är beroende av flerskiktade olikåldriga skogar för att kunna föda upp sina ungar. Talltitan försvinner om dess livsmiljö kalavverkas (Eggers &amp; Low (2014); Ekman (1979); Griesser et al (2007); Klein (2020); Siffczyk et al (2003); SLU Artdatabanken (2021).</w:t>
       </w:r>
     </w:p>
     <w:p>
@@ -417,7 +483,7 @@
         <w:rPr>
           <w:i/>
         </w:rPr>
-        <w:t>I det avverkningsanmälda skogsområdet har 3 naturvårdsarter varav 3 rödlistade arter sina livsmiljöer och växtplatser.</w:t>
+        <w:t>I det avverkningsanmälda skogsområdet har 14 naturvårdsarter varav 7 rödlistade arter sina livsmiljöer och växtplatser.</w:t>
       </w:r>
     </w:p>
     <w:p>
@@ -615,6 +681,274 @@
       </w:pPr>
       <w:r>
         <w:t>BILAGA 1 – Fridlysta arter</w:t>
+      </w:r>
+    </w:p>
+    <w:p>
+      <w:pPr>
+        <w:pStyle w:val="Heading1"/>
+      </w:pPr>
+      <w:r>
+        <w:t>Järpe – ekologi samt krav på livsmiljön</w:t>
+      </w:r>
+    </w:p>
+    <w:p>
+      <w:r>
+        <w:t>Järpe är rödlistad som nära hotad (NT), fridlyst enligt 4§ Artskyddsförordningen och prioriterad art i Skogsvårdslagen. Järpen, som minskat med 25 (10–40) % under de senaste 12 åren, har sina livsmiljöer i tät barrskog med inblandning av lövträd och en väl utvecklad flerskiktad struktur med bärris och yngre eller undertryckta, täta granar i ett lägre skikt, ofta utmed bäckar och åar inne i den skyddande granskogen.</w:t>
+      </w:r>
+    </w:p>
+    <w:p>
+      <w:r>
+        <w:t>Arten behöver lämpliga skogsbestånd om sammanlagt minst 25 hektar. Den är mycket stationär inom sitt revir och när ett par etablerat sig stannar de så länge miljön är intakt. Den undviker öppen mark och förﬂyttar sig sällan över större öppna myrar eller åkermark, och är därför känslig för fragmentering. Järpen överlever inte om dess livsmiljö kalavverkas och är även känslig för röjning, gallring och avverkning där unga granar och lövträd inte sparas i tillräcklig omfattning (SLU Artdatabanken, 2022).</w:t>
+      </w:r>
+    </w:p>
+    <w:p>
+      <w:pPr>
+        <w:pStyle w:val="Heading2"/>
+      </w:pPr>
+      <w:r>
+        <w:t>Referenser – järpe</w:t>
+      </w:r>
+    </w:p>
+    <w:p>
+      <w:r>
+        <w:t xml:space="preserve">SLU Artdatabanken, 2022. </w:t>
+      </w:r>
+      <w:r>
+        <w:rPr>
+          <w:i/>
+        </w:rPr>
+        <w:t xml:space="preserve">Artfaktablad. Naturvård – artfakta. </w:t>
+      </w:r>
+      <w:r>
+        <w:t>SLU Artdatabanken, Uppsala</w:t>
+      </w:r>
+    </w:p>
+    <w:p>
+      <w:pPr>
+        <w:pStyle w:val="Heading1"/>
+      </w:pPr>
+      <w:r>
+        <w:t>Lappranunkel – ekologi samt krav på livsmiljön</w:t>
+      </w:r>
+    </w:p>
+    <w:p>
+      <w:r>
+        <w:t>Lappranunkel (§7) omfattas av EU:s art- och habitatdirektiv och fridlyst enligt 7 § artskyddsförordningen vilket innebär att artens livsmiljöer inte får förstöras.</w:t>
+      </w:r>
+    </w:p>
+    <w:p>
+      <w:pPr>
+        <w:pStyle w:val="ListBullet"/>
+      </w:pPr>
+      <w:r>
+        <w:t xml:space="preserve">7 § </w:t>
+      </w:r>
+      <w:r>
+        <w:rPr>
+          <w:i/>
+        </w:rPr>
+        <w:t>I fråga om sådana växtarter som i bilaga 1 till denna förordning har markerats med N är det förbjudet att avsiktligt plocka, samla in, skära av, dra upp med rötterna eller förstöra växter i deras naturliga utbredningsområde i naturen. Förbudet gäller alla stadier i växternas biologiska cykel.</w:t>
+      </w:r>
+    </w:p>
+    <w:p>
+      <w:r>
+        <w:t>Lappranunkel är knuten till granskogsmiljöer med ytligt liggande markvatten och konstant hög luftfuktighet. Arten är känslig för kalavverkning och markskador men kan kortvarigt står kvar en tid i fuktsvackor efter en avverkning. Dikade lokaler bör restaureras hydrologiskt. Lokaler med lappranunkel får inte avverkas (Nitare, 2019; SLU Artdatabanken, 2024).</w:t>
+      </w:r>
+    </w:p>
+    <w:p>
+      <w:pPr>
+        <w:pStyle w:val="Heading2"/>
+      </w:pPr>
+      <w:r>
+        <w:t>Referenser – lappranunkel</w:t>
+      </w:r>
+    </w:p>
+    <w:p>
+      <w:r>
+        <w:t xml:space="preserve">Nitare, J., 2019. </w:t>
+      </w:r>
+      <w:r>
+        <w:rPr>
+          <w:i/>
+        </w:rPr>
+        <w:t xml:space="preserve">Skyddsvärd skog – Naturvårdsarter och andra kriterier för naturvärdesbedömning. </w:t>
+      </w:r>
+      <w:r>
+        <w:t>Skogsstyrelsen.</w:t>
+      </w:r>
+    </w:p>
+    <w:p>
+      <w:r>
+        <w:t xml:space="preserve">SLU Artdatabanken, 2024. </w:t>
+      </w:r>
+      <w:r>
+        <w:rPr>
+          <w:i/>
+        </w:rPr>
+        <w:t xml:space="preserve">Artfaktablad. Naturvård – artfakta. </w:t>
+      </w:r>
+      <w:r>
+        <w:t>SLU Artdatabanken, Uppsala</w:t>
+      </w:r>
+    </w:p>
+    <w:p>
+      <w:pPr>
+        <w:pStyle w:val="Heading1"/>
+      </w:pPr>
+      <w:r>
+        <w:t>Spillkråka – ekologi samt krav på livsmiljön</w:t>
+      </w:r>
+    </w:p>
+    <w:p>
+      <w:r>
+        <w:t>Spillkråka (NT) är rödlistad som nära hotad, fridlyst enligt §4 Artskyddsförordningen och ingår i bilaga 1 i EU:s fågeldirektiv. Spillkråka lever i både barr- och blandskog liksom i ren lövskog. De tätaste populationerna tenderar att finnas i äldre, variationsrik blandskog med gott om död ved och gamla träd.</w:t>
+      </w:r>
+    </w:p>
+    <w:p>
+      <w:r>
+        <w:t>Varje par utnyttjar 400–1000 hektar skog beroende på skogens kvalitet. En minskning av populationen pågår på grund av minskad tillgång på lämpliga bo- och födoträd och minskad födotillgång. Spillkråkans minskningstakt har uppgått till 19 (24–10) % under de senaste 15 åren. Minskningstakten för den svenska populationen bedöms vara nära gränsvärdet för Sårbar (VU) (A2bc). Skogsbruk med korta omloppstider och täta, homogena ungskogar utgör det största hotet (Artdatabanken 2023).</w:t>
+      </w:r>
+    </w:p>
+    <w:p>
+      <w:pPr>
+        <w:pStyle w:val="Heading2"/>
+      </w:pPr>
+      <w:r>
+        <w:t>Referenser – spillkråka</w:t>
+      </w:r>
+    </w:p>
+    <w:p>
+      <w:r>
+        <w:t xml:space="preserve">SLU Artdatabanken, 2021. </w:t>
+      </w:r>
+      <w:r>
+        <w:rPr>
+          <w:i/>
+        </w:rPr>
+        <w:t xml:space="preserve">Artfaktablad. Naturvård – artfakta. </w:t>
+      </w:r>
+      <w:r>
+        <w:t>SLU Artdatabanken, Uppsala</w:t>
+      </w:r>
+    </w:p>
+    <w:p>
+      <w:pPr>
+        <w:pStyle w:val="Heading1"/>
+      </w:pPr>
+      <w:r>
+        <w:t>Talltita – ekologi samt krav på livsmiljön</w:t>
+      </w:r>
+    </w:p>
+    <w:p>
+      <w:r>
+        <w:t>Talltita är rödlistad som NT, fridlyst och prioriterad art i Skogsvårdslagen. Den omfattas av EU:s fågeldirektiv. Arten har minskat kraftigt de senaste 30 åren och minskningstakten innevarande 10-årsperiod beräknas till 20 (10–30) % (SLU Artdatabanken, 2022).</w:t>
+      </w:r>
+    </w:p>
+    <w:p>
+      <w:r>
+        <w:t>Talltita föredrar större sammanhängande barrskogar, och finns såväl i tallskog som granskog och i lövblandad barrskog. Skogens struktur är viktig och ska helst vara flerskiktad med riklig underväxt av mindre granar, björk och andra lövträd och buskar. Tillgång på murknande högstubbar är särskilt viktig, eftersom talltitan helst själv hackar ut sitt bohål (SLU Artdatabanken, 2022).</w:t>
+      </w:r>
+    </w:p>
+    <w:p>
+      <w:r>
+        <w:t>Det finns flera studier som visar att talltita är känslig för gallring och inte överlever när dess livsmiljö kalavverkas (Eggers and Low, 2014; Griesser et al., 2007; Klein, 2020). Talltitans revir är förhållandevis stora, 10–20 hektar och arten missgynnas när skogen fragmenteras. Kalavverkning av större delar av reviret innebär att det överges (Artdatabanken, 2021).</w:t>
+      </w:r>
+    </w:p>
+    <w:p>
+      <w:r>
+        <w:t>Talltitan är synnerligen trogen sitt revir så länge paret lever och biotopen förblir intakt. Paret stannar i sitt revir året om. En förlust av ett revir har därför en stor inverkan på den lokala populationen och trakthyggesbruket anses vara orsak till den svenska populationens kraftiga minskning. Talltiteparets revirtrohet innebär att närhelst under året man observerar en adult talltita så ingår denna plats i reviret (Siffczyk et al., 2003; Ekman, 1979).</w:t>
+      </w:r>
+    </w:p>
+    <w:p>
+      <w:pPr>
+        <w:pStyle w:val="Heading2"/>
+      </w:pPr>
+      <w:r>
+        <w:t>Referenser – talltita</w:t>
+      </w:r>
+    </w:p>
+    <w:p>
+      <w:r>
+        <w:t xml:space="preserve">Eggers, S., Low, M., 2014. </w:t>
+      </w:r>
+      <w:r>
+        <w:rPr>
+          <w:i/>
+        </w:rPr>
+        <w:t xml:space="preserve">Differential demographic responses of sympatric Parids to vegetation management in boreal forest. </w:t>
+      </w:r>
+      <w:r>
+        <w:t>For. Ecol. Manage. 319, 169–175.</w:t>
+      </w:r>
+    </w:p>
+    <w:p>
+      <w:r>
+        <w:t xml:space="preserve">Ekman, J., 1979. </w:t>
+      </w:r>
+      <w:r>
+        <w:rPr>
+          <w:i/>
+        </w:rPr>
+        <w:t xml:space="preserve">Coherence, composition and territories of winter social groups of the Willow Tit Parus montanus and the Crested Tit P. cristatus. </w:t>
+      </w:r>
+      <w:r>
+        <w:t>Ornis Scandinavica, 10, pp 56–68</w:t>
+      </w:r>
+    </w:p>
+    <w:p>
+      <w:r>
+        <w:t xml:space="preserve">Griesser, M., Nystrand, M., Eggers, S., Ekman, J., 2007. </w:t>
+      </w:r>
+      <w:r>
+        <w:rPr>
+          <w:i/>
+        </w:rPr>
+        <w:t xml:space="preserve">Impact of forestry practices on fitness correlates and population productivity in an open-nesting bird species. </w:t>
+      </w:r>
+      <w:r>
+        <w:t>Conserv. Biol. 21, 767–774. https://doi.org/10.1111/j.1523- 1739.2007.00675.x</w:t>
+      </w:r>
+    </w:p>
+    <w:p>
+      <w:r>
+        <w:t xml:space="preserve">Klein, J., 2020. </w:t>
+      </w:r>
+      <w:r>
+        <w:rPr>
+          <w:i/>
+        </w:rPr>
+        <w:t xml:space="preserve">The forgotten forest – On thinning, retention, and biodiversity in the boreal forest. </w:t>
+      </w:r>
+      <w:r>
+        <w:t>Doctoral Thesis No. 2020:50</w:t>
+      </w:r>
+    </w:p>
+    <w:p>
+      <w:r>
+        <w:t xml:space="preserve">Siffczyk, C., Brotons, L., Kangas, K., Orell, M., 2003. </w:t>
+      </w:r>
+      <w:r>
+        <w:rPr>
+          <w:i/>
+        </w:rPr>
+        <w:t xml:space="preserve">Home range size of willow tits. </w:t>
+      </w:r>
+      <w:r>
+        <w:t>Oecologica, 136, 635–642 (2003)</w:t>
+      </w:r>
+    </w:p>
+    <w:p>
+      <w:r>
+        <w:t xml:space="preserve">SLU Artdatabanken, 2021. </w:t>
+      </w:r>
+      <w:r>
+        <w:rPr>
+          <w:i/>
+        </w:rPr>
+        <w:t xml:space="preserve">Artfaktablad. Naturvård – artfakta. </w:t>
+      </w:r>
+      <w:r>
+        <w:t>SLU Artdatabanken, Uppsala</w:t>
       </w:r>
     </w:p>
     <w:p>
@@ -908,7 +1242,7 @@
     <w:r>
       <w:tab/>
       <w:tab/>
-      <w:t>2025-09-18</w:t>
+      <w:t>2025-09-22</w:t>
       <w:br/>
       <w:br/>
     </w:r>

--- a/klagomål/A 8383-2025 FSC-klagomål.docx
+++ b/klagomål/A 8383-2025 FSC-klagomål.docx
@@ -1242,7 +1242,7 @@
     <w:r>
       <w:tab/>
       <w:tab/>
-      <w:t>2025-09-22</w:t>
+      <w:t>2025-09-23</w:t>
       <w:br/>
       <w:br/>
     </w:r>

--- a/klagomål/A 8383-2025 FSC-klagomål.docx
+++ b/klagomål/A 8383-2025 FSC-klagomål.docx
@@ -1242,7 +1242,7 @@
     <w:r>
       <w:tab/>
       <w:tab/>
-      <w:t>2025-09-23</w:t>
+      <w:t>2025-09-24</w:t>
       <w:br/>
       <w:br/>
     </w:r>

--- a/klagomål/A 8383-2025 FSC-klagomål.docx
+++ b/klagomål/A 8383-2025 FSC-klagomål.docx
@@ -1242,7 +1242,7 @@
     <w:r>
       <w:tab/>
       <w:tab/>
-      <w:t>2025-09-24</w:t>
+      <w:t>2025-09-25</w:t>
       <w:br/>
       <w:br/>
     </w:r>

--- a/klagomål/A 8383-2025 FSC-klagomål.docx
+++ b/klagomål/A 8383-2025 FSC-klagomål.docx
@@ -1242,7 +1242,7 @@
     <w:r>
       <w:tab/>
       <w:tab/>
-      <w:t>2025-09-25</w:t>
+      <w:t>2025-09-26</w:t>
       <w:br/>
       <w:br/>
     </w:r>

--- a/klagomål/A 8383-2025 FSC-klagomål.docx
+++ b/klagomål/A 8383-2025 FSC-klagomål.docx
@@ -1242,7 +1242,7 @@
     <w:r>
       <w:tab/>
       <w:tab/>
-      <w:t>2025-09-26</w:t>
+      <w:t>2025-09-27</w:t>
       <w:br/>
       <w:br/>
     </w:r>

--- a/klagomål/A 8383-2025 FSC-klagomål.docx
+++ b/klagomål/A 8383-2025 FSC-klagomål.docx
@@ -1242,7 +1242,7 @@
     <w:r>
       <w:tab/>
       <w:tab/>
-      <w:t>2025-09-27</w:t>
+      <w:t>2025-09-28</w:t>
       <w:br/>
       <w:br/>
     </w:r>

--- a/klagomål/A 8383-2025 FSC-klagomål.docx
+++ b/klagomål/A 8383-2025 FSC-klagomål.docx
@@ -1242,7 +1242,7 @@
     <w:r>
       <w:tab/>
       <w:tab/>
-      <w:t>2025-09-28</w:t>
+      <w:t>2025-09-29</w:t>
       <w:br/>
       <w:br/>
     </w:r>

--- a/klagomål/A 8383-2025 FSC-klagomål.docx
+++ b/klagomål/A 8383-2025 FSC-klagomål.docx
@@ -1242,7 +1242,7 @@
     <w:r>
       <w:tab/>
       <w:tab/>
-      <w:t>2025-09-29</w:t>
+      <w:t>2025-09-30</w:t>
       <w:br/>
       <w:br/>
     </w:r>

--- a/klagomål/A 8383-2025 FSC-klagomål.docx
+++ b/klagomål/A 8383-2025 FSC-klagomål.docx
@@ -1242,7 +1242,7 @@
     <w:r>
       <w:tab/>
       <w:tab/>
-      <w:t>2025-09-30</w:t>
+      <w:t>2025-10-01</w:t>
       <w:br/>
       <w:br/>
     </w:r>

--- a/klagomål/A 8383-2025 FSC-klagomål.docx
+++ b/klagomål/A 8383-2025 FSC-klagomål.docx
@@ -1242,7 +1242,7 @@
     <w:r>
       <w:tab/>
       <w:tab/>
-      <w:t>2025-10-01</w:t>
+      <w:t>2025-10-02</w:t>
       <w:br/>
       <w:br/>
     </w:r>

--- a/klagomål/A 8383-2025 FSC-klagomål.docx
+++ b/klagomål/A 8383-2025 FSC-klagomål.docx
@@ -1242,7 +1242,7 @@
     <w:r>
       <w:tab/>
       <w:tab/>
-      <w:t>2025-10-02</w:t>
+      <w:t>2025-10-03</w:t>
       <w:br/>
       <w:br/>
     </w:r>

--- a/klagomål/A 8383-2025 FSC-klagomål.docx
+++ b/klagomål/A 8383-2025 FSC-klagomål.docx
@@ -1242,7 +1242,7 @@
     <w:r>
       <w:tab/>
       <w:tab/>
-      <w:t>2025-10-03</w:t>
+      <w:t>2025-10-04</w:t>
       <w:br/>
       <w:br/>
     </w:r>

--- a/klagomål/A 8383-2025 FSC-klagomål.docx
+++ b/klagomål/A 8383-2025 FSC-klagomål.docx
@@ -1242,7 +1242,7 @@
     <w:r>
       <w:tab/>
       <w:tab/>
-      <w:t>2025-10-04</w:t>
+      <w:t>2025-10-05</w:t>
       <w:br/>
       <w:br/>
     </w:r>

--- a/klagomål/A 8383-2025 FSC-klagomål.docx
+++ b/klagomål/A 8383-2025 FSC-klagomål.docx
@@ -1242,7 +1242,7 @@
     <w:r>
       <w:tab/>
       <w:tab/>
-      <w:t>2025-10-05</w:t>
+      <w:t>2025-10-06</w:t>
       <w:br/>
       <w:br/>
     </w:r>

--- a/klagomål/A 8383-2025 FSC-klagomål.docx
+++ b/klagomål/A 8383-2025 FSC-klagomål.docx
@@ -1242,7 +1242,7 @@
     <w:r>
       <w:tab/>
       <w:tab/>
-      <w:t>2025-10-06</w:t>
+      <w:t>2025-10-07</w:t>
       <w:br/>
       <w:br/>
     </w:r>

--- a/klagomål/A 8383-2025 FSC-klagomål.docx
+++ b/klagomål/A 8383-2025 FSC-klagomål.docx
@@ -1242,7 +1242,7 @@
     <w:r>
       <w:tab/>
       <w:tab/>
-      <w:t>2025-10-07</w:t>
+      <w:t>2025-10-08</w:t>
       <w:br/>
       <w:br/>
     </w:r>

--- a/klagomål/A 8383-2025 FSC-klagomål.docx
+++ b/klagomål/A 8383-2025 FSC-klagomål.docx
@@ -1242,7 +1242,7 @@
     <w:r>
       <w:tab/>
       <w:tab/>
-      <w:t>2025-10-08</w:t>
+      <w:t>2025-10-09</w:t>
       <w:br/>
       <w:br/>
     </w:r>

--- a/klagomål/A 8383-2025 FSC-klagomål.docx
+++ b/klagomål/A 8383-2025 FSC-klagomål.docx
@@ -1242,7 +1242,7 @@
     <w:r>
       <w:tab/>
       <w:tab/>
-      <w:t>2025-10-09</w:t>
+      <w:t>2025-10-10</w:t>
       <w:br/>
       <w:br/>
     </w:r>

--- a/klagomål/A 8383-2025 FSC-klagomål.docx
+++ b/klagomål/A 8383-2025 FSC-klagomål.docx
@@ -1242,7 +1242,7 @@
     <w:r>
       <w:tab/>
       <w:tab/>
-      <w:t>2025-10-10</w:t>
+      <w:t>2025-10-11</w:t>
       <w:br/>
       <w:br/>
     </w:r>

--- a/klagomål/A 8383-2025 FSC-klagomål.docx
+++ b/klagomål/A 8383-2025 FSC-klagomål.docx
@@ -1242,7 +1242,7 @@
     <w:r>
       <w:tab/>
       <w:tab/>
-      <w:t>2025-10-16</w:t>
+      <w:t>2025-10-17</w:t>
       <w:br/>
       <w:br/>
     </w:r>

--- a/klagomål/A 8383-2025 FSC-klagomål.docx
+++ b/klagomål/A 8383-2025 FSC-klagomål.docx
@@ -1242,7 +1242,7 @@
     <w:r>
       <w:tab/>
       <w:tab/>
-      <w:t>2025-10-17</w:t>
+      <w:t>2025-10-18</w:t>
       <w:br/>
       <w:br/>
     </w:r>

--- a/klagomål/A 8383-2025 FSC-klagomål.docx
+++ b/klagomål/A 8383-2025 FSC-klagomål.docx
@@ -1242,7 +1242,7 @@
     <w:r>
       <w:tab/>
       <w:tab/>
-      <w:t>2025-10-18</w:t>
+      <w:t>2025-10-19</w:t>
       <w:br/>
       <w:br/>
     </w:r>

--- a/klagomål/A 8383-2025 FSC-klagomål.docx
+++ b/klagomål/A 8383-2025 FSC-klagomål.docx
@@ -1242,7 +1242,7 @@
     <w:r>
       <w:tab/>
       <w:tab/>
-      <w:t>2025-10-19</w:t>
+      <w:t>2025-10-20</w:t>
       <w:br/>
       <w:br/>
     </w:r>

--- a/klagomål/A 8383-2025 FSC-klagomål.docx
+++ b/klagomål/A 8383-2025 FSC-klagomål.docx
@@ -1242,7 +1242,7 @@
     <w:r>
       <w:tab/>
       <w:tab/>
-      <w:t>2025-10-20</w:t>
+      <w:t>2025-10-21</w:t>
       <w:br/>
       <w:br/>
     </w:r>

--- a/klagomål/A 8383-2025 FSC-klagomål.docx
+++ b/klagomål/A 8383-2025 FSC-klagomål.docx
@@ -1242,7 +1242,7 @@
     <w:r>
       <w:tab/>
       <w:tab/>
-      <w:t>2025-10-21</w:t>
+      <w:t>2025-10-22</w:t>
       <w:br/>
       <w:br/>
     </w:r>

--- a/klagomål/A 8383-2025 FSC-klagomål.docx
+++ b/klagomål/A 8383-2025 FSC-klagomål.docx
@@ -1242,7 +1242,7 @@
     <w:r>
       <w:tab/>
       <w:tab/>
-      <w:t>2025-10-22</w:t>
+      <w:t>2025-10-23</w:t>
       <w:br/>
       <w:br/>
     </w:r>

--- a/klagomål/A 8383-2025 FSC-klagomål.docx
+++ b/klagomål/A 8383-2025 FSC-klagomål.docx
@@ -1242,7 +1242,7 @@
     <w:r>
       <w:tab/>
       <w:tab/>
-      <w:t>2025-10-23</w:t>
+      <w:t>2025-10-24</w:t>
       <w:br/>
       <w:br/>
     </w:r>

--- a/klagomål/A 8383-2025 FSC-klagomål.docx
+++ b/klagomål/A 8383-2025 FSC-klagomål.docx
@@ -1242,7 +1242,7 @@
     <w:r>
       <w:tab/>
       <w:tab/>
-      <w:t>2025-10-24</w:t>
+      <w:t>2025-10-25</w:t>
       <w:br/>
       <w:br/>
     </w:r>

--- a/klagomål/A 8383-2025 FSC-klagomål.docx
+++ b/klagomål/A 8383-2025 FSC-klagomål.docx
@@ -1242,7 +1242,7 @@
     <w:r>
       <w:tab/>
       <w:tab/>
-      <w:t>2025-10-25</w:t>
+      <w:t>2025-10-26</w:t>
       <w:br/>
       <w:br/>
     </w:r>

--- a/klagomål/A 8383-2025 FSC-klagomål.docx
+++ b/klagomål/A 8383-2025 FSC-klagomål.docx
@@ -1242,7 +1242,7 @@
     <w:r>
       <w:tab/>
       <w:tab/>
-      <w:t>2025-10-26</w:t>
+      <w:t>2025-10-27</w:t>
       <w:br/>
       <w:br/>
     </w:r>

--- a/klagomål/A 8383-2025 FSC-klagomål.docx
+++ b/klagomål/A 8383-2025 FSC-klagomål.docx
@@ -1242,7 +1242,7 @@
     <w:r>
       <w:tab/>
       <w:tab/>
-      <w:t>2025-10-27</w:t>
+      <w:t>2025-10-28</w:t>
       <w:br/>
       <w:br/>
     </w:r>

--- a/klagomål/A 8383-2025 FSC-klagomål.docx
+++ b/klagomål/A 8383-2025 FSC-klagomål.docx
@@ -1242,7 +1242,7 @@
     <w:r>
       <w:tab/>
       <w:tab/>
-      <w:t>2025-10-28</w:t>
+      <w:t>2025-10-29</w:t>
       <w:br/>
       <w:br/>
     </w:r>

--- a/klagomål/A 8383-2025 FSC-klagomål.docx
+++ b/klagomål/A 8383-2025 FSC-klagomål.docx
@@ -1242,7 +1242,7 @@
     <w:r>
       <w:tab/>
       <w:tab/>
-      <w:t>2025-10-29</w:t>
+      <w:t>2025-10-30</w:t>
       <w:br/>
       <w:br/>
     </w:r>

--- a/klagomål/A 8383-2025 FSC-klagomål.docx
+++ b/klagomål/A 8383-2025 FSC-klagomål.docx
@@ -1242,7 +1242,7 @@
     <w:r>
       <w:tab/>
       <w:tab/>
-      <w:t>2025-10-30</w:t>
+      <w:t>2025-10-31</w:t>
       <w:br/>
       <w:br/>
     </w:r>

--- a/klagomål/A 8383-2025 FSC-klagomål.docx
+++ b/klagomål/A 8383-2025 FSC-klagomål.docx
@@ -1242,7 +1242,7 @@
     <w:r>
       <w:tab/>
       <w:tab/>
-      <w:t>2025-10-31</w:t>
+      <w:t>2025-11-01</w:t>
       <w:br/>
       <w:br/>
     </w:r>

--- a/klagomål/A 8383-2025 FSC-klagomål.docx
+++ b/klagomål/A 8383-2025 FSC-klagomål.docx
@@ -1242,7 +1242,7 @@
     <w:r>
       <w:tab/>
       <w:tab/>
-      <w:t>2025-11-01</w:t>
+      <w:t>2025-11-02</w:t>
       <w:br/>
       <w:br/>
     </w:r>

--- a/klagomål/A 8383-2025 FSC-klagomål.docx
+++ b/klagomål/A 8383-2025 FSC-klagomål.docx
@@ -1242,7 +1242,7 @@
     <w:r>
       <w:tab/>
       <w:tab/>
-      <w:t>2025-11-02</w:t>
+      <w:t>2025-11-03</w:t>
       <w:br/>
       <w:br/>
     </w:r>

--- a/klagomål/A 8383-2025 FSC-klagomål.docx
+++ b/klagomål/A 8383-2025 FSC-klagomål.docx
@@ -1242,7 +1242,7 @@
     <w:r>
       <w:tab/>
       <w:tab/>
-      <w:t>2025-11-03</w:t>
+      <w:t>2025-11-04</w:t>
       <w:br/>
       <w:br/>
     </w:r>

--- a/klagomål/A 8383-2025 FSC-klagomål.docx
+++ b/klagomål/A 8383-2025 FSC-klagomål.docx
@@ -1242,7 +1242,7 @@
     <w:r>
       <w:tab/>
       <w:tab/>
-      <w:t>2025-11-04</w:t>
+      <w:t>2025-11-05</w:t>
       <w:br/>
       <w:br/>
     </w:r>

--- a/klagomål/A 8383-2025 FSC-klagomål.docx
+++ b/klagomål/A 8383-2025 FSC-klagomål.docx
@@ -1242,7 +1242,7 @@
     <w:r>
       <w:tab/>
       <w:tab/>
-      <w:t>2025-11-05</w:t>
+      <w:t>2025-11-06</w:t>
       <w:br/>
       <w:br/>
     </w:r>

--- a/klagomål/A 8383-2025 FSC-klagomål.docx
+++ b/klagomål/A 8383-2025 FSC-klagomål.docx
@@ -1242,7 +1242,7 @@
     <w:r>
       <w:tab/>
       <w:tab/>
-      <w:t>2025-11-06</w:t>
+      <w:t>2025-11-07</w:t>
       <w:br/>
       <w:br/>
     </w:r>

--- a/klagomål/A 8383-2025 FSC-klagomål.docx
+++ b/klagomål/A 8383-2025 FSC-klagomål.docx
@@ -1242,7 +1242,7 @@
     <w:r>
       <w:tab/>
       <w:tab/>
-      <w:t>2025-11-07</w:t>
+      <w:t>2025-11-08</w:t>
       <w:br/>
       <w:br/>
     </w:r>

--- a/klagomål/A 8383-2025 FSC-klagomål.docx
+++ b/klagomål/A 8383-2025 FSC-klagomål.docx
@@ -1242,7 +1242,7 @@
     <w:r>
       <w:tab/>
       <w:tab/>
-      <w:t>2025-11-08</w:t>
+      <w:t>2025-11-09</w:t>
       <w:br/>
       <w:br/>
     </w:r>

--- a/klagomål/A 8383-2025 FSC-klagomål.docx
+++ b/klagomål/A 8383-2025 FSC-klagomål.docx
@@ -1242,7 +1242,7 @@
     <w:r>
       <w:tab/>
       <w:tab/>
-      <w:t>2025-11-09</w:t>
+      <w:t>2025-11-10</w:t>
       <w:br/>
       <w:br/>
     </w:r>

--- a/klagomål/A 8383-2025 FSC-klagomål.docx
+++ b/klagomål/A 8383-2025 FSC-klagomål.docx
@@ -1242,7 +1242,7 @@
     <w:r>
       <w:tab/>
       <w:tab/>
-      <w:t>2025-11-10</w:t>
+      <w:t>2025-11-11</w:t>
       <w:br/>
       <w:br/>
     </w:r>

--- a/klagomål/A 8383-2025 FSC-klagomål.docx
+++ b/klagomål/A 8383-2025 FSC-klagomål.docx
@@ -1242,7 +1242,7 @@
     <w:r>
       <w:tab/>
       <w:tab/>
-      <w:t>2025-11-11</w:t>
+      <w:t>2025-11-12</w:t>
       <w:br/>
       <w:br/>
     </w:r>

--- a/klagomål/A 8383-2025 FSC-klagomål.docx
+++ b/klagomål/A 8383-2025 FSC-klagomål.docx
@@ -1242,7 +1242,7 @@
     <w:r>
       <w:tab/>
       <w:tab/>
-      <w:t>2025-11-12</w:t>
+      <w:t>2025-11-13</w:t>
       <w:br/>
       <w:br/>
     </w:r>

--- a/klagomål/A 8383-2025 FSC-klagomål.docx
+++ b/klagomål/A 8383-2025 FSC-klagomål.docx
@@ -1242,7 +1242,7 @@
     <w:r>
       <w:tab/>
       <w:tab/>
-      <w:t>2025-11-13</w:t>
+      <w:t>2025-11-14</w:t>
       <w:br/>
       <w:br/>
     </w:r>

--- a/klagomål/A 8383-2025 FSC-klagomål.docx
+++ b/klagomål/A 8383-2025 FSC-klagomål.docx
@@ -1242,7 +1242,7 @@
     <w:r>
       <w:tab/>
       <w:tab/>
-      <w:t>2025-11-14</w:t>
+      <w:t>2025-11-15</w:t>
       <w:br/>
       <w:br/>
     </w:r>

--- a/klagomål/A 8383-2025 FSC-klagomål.docx
+++ b/klagomål/A 8383-2025 FSC-klagomål.docx
@@ -1242,7 +1242,7 @@
     <w:r>
       <w:tab/>
       <w:tab/>
-      <w:t>2025-11-15</w:t>
+      <w:t>2025-11-20</w:t>
       <w:br/>
       <w:br/>
     </w:r>

--- a/klagomål/A 8383-2025 FSC-klagomål.docx
+++ b/klagomål/A 8383-2025 FSC-klagomål.docx
@@ -1242,7 +1242,7 @@
     <w:r>
       <w:tab/>
       <w:tab/>
-      <w:t>2025-11-20</w:t>
+      <w:t>2025-11-21</w:t>
       <w:br/>
       <w:br/>
     </w:r>

--- a/klagomål/A 8383-2025 FSC-klagomål.docx
+++ b/klagomål/A 8383-2025 FSC-klagomål.docx
@@ -1242,7 +1242,7 @@
     <w:r>
       <w:tab/>
       <w:tab/>
-      <w:t>2025-11-21</w:t>
+      <w:t>2025-11-22</w:t>
       <w:br/>
       <w:br/>
     </w:r>

--- a/klagomål/A 8383-2025 FSC-klagomål.docx
+++ b/klagomål/A 8383-2025 FSC-klagomål.docx
@@ -1242,7 +1242,7 @@
     <w:r>
       <w:tab/>
       <w:tab/>
-      <w:t>2025-11-22</w:t>
+      <w:t>2025-11-23</w:t>
       <w:br/>
       <w:br/>
     </w:r>

--- a/klagomål/A 8383-2025 FSC-klagomål.docx
+++ b/klagomål/A 8383-2025 FSC-klagomål.docx
@@ -1242,7 +1242,7 @@
     <w:r>
       <w:tab/>
       <w:tab/>
-      <w:t>2025-11-23</w:t>
+      <w:t>2025-11-24</w:t>
       <w:br/>
       <w:br/>
     </w:r>

--- a/klagomål/A 8383-2025 FSC-klagomål.docx
+++ b/klagomål/A 8383-2025 FSC-klagomål.docx
@@ -1242,7 +1242,7 @@
     <w:r>
       <w:tab/>
       <w:tab/>
-      <w:t>2025-11-24</w:t>
+      <w:t>2025-11-25</w:t>
       <w:br/>
       <w:br/>
     </w:r>

--- a/klagomål/A 8383-2025 FSC-klagomål.docx
+++ b/klagomål/A 8383-2025 FSC-klagomål.docx
@@ -1242,7 +1242,7 @@
     <w:r>
       <w:tab/>
       <w:tab/>
-      <w:t>2025-11-25</w:t>
+      <w:t>2025-11-26</w:t>
       <w:br/>
       <w:br/>
     </w:r>

--- a/klagomål/A 8383-2025 FSC-klagomål.docx
+++ b/klagomål/A 8383-2025 FSC-klagomål.docx
@@ -1242,7 +1242,7 @@
     <w:r>
       <w:tab/>
       <w:tab/>
-      <w:t>2025-11-26</w:t>
+      <w:t>2025-11-27</w:t>
       <w:br/>
       <w:br/>
     </w:r>

--- a/klagomål/A 8383-2025 FSC-klagomål.docx
+++ b/klagomål/A 8383-2025 FSC-klagomål.docx
@@ -1242,7 +1242,7 @@
     <w:r>
       <w:tab/>
       <w:tab/>
-      <w:t>2025-11-27</w:t>
+      <w:t>2025-11-28</w:t>
       <w:br/>
       <w:br/>
     </w:r>

--- a/klagomål/A 8383-2025 FSC-klagomål.docx
+++ b/klagomål/A 8383-2025 FSC-klagomål.docx
@@ -1242,7 +1242,7 @@
     <w:r>
       <w:tab/>
       <w:tab/>
-      <w:t>2025-11-28</w:t>
+      <w:t>2025-11-29</w:t>
       <w:br/>
       <w:br/>
     </w:r>

--- a/klagomål/A 8383-2025 FSC-klagomål.docx
+++ b/klagomål/A 8383-2025 FSC-klagomål.docx
@@ -1242,7 +1242,7 @@
     <w:r>
       <w:tab/>
       <w:tab/>
-      <w:t>2025-11-29</w:t>
+      <w:t>2025-11-30</w:t>
       <w:br/>
       <w:br/>
     </w:r>

--- a/klagomål/A 8383-2025 FSC-klagomål.docx
+++ b/klagomål/A 8383-2025 FSC-klagomål.docx
@@ -1242,7 +1242,7 @@
     <w:r>
       <w:tab/>
       <w:tab/>
-      <w:t>2025-11-30</w:t>
+      <w:t>2025-12-01</w:t>
       <w:br/>
       <w:br/>
     </w:r>

--- a/klagomål/A 8383-2025 FSC-klagomål.docx
+++ b/klagomål/A 8383-2025 FSC-klagomål.docx
@@ -1242,7 +1242,7 @@
     <w:r>
       <w:tab/>
       <w:tab/>
-      <w:t>2025-12-01</w:t>
+      <w:t>2025-12-02</w:t>
       <w:br/>
       <w:br/>
     </w:r>

--- a/klagomål/A 8383-2025 FSC-klagomål.docx
+++ b/klagomål/A 8383-2025 FSC-klagomål.docx
@@ -1242,7 +1242,7 @@
     <w:r>
       <w:tab/>
       <w:tab/>
-      <w:t>2025-12-02</w:t>
+      <w:t>2025-12-03</w:t>
       <w:br/>
       <w:br/>
     </w:r>

--- a/klagomål/A 8383-2025 FSC-klagomål.docx
+++ b/klagomål/A 8383-2025 FSC-klagomål.docx
@@ -1242,7 +1242,7 @@
     <w:r>
       <w:tab/>
       <w:tab/>
-      <w:t>2025-12-03</w:t>
+      <w:t>2025-12-04</w:t>
       <w:br/>
       <w:br/>
     </w:r>

--- a/klagomål/A 8383-2025 FSC-klagomål.docx
+++ b/klagomål/A 8383-2025 FSC-klagomål.docx
@@ -1242,7 +1242,7 @@
     <w:r>
       <w:tab/>
       <w:tab/>
-      <w:t>2025-12-04</w:t>
+      <w:t>2025-12-05</w:t>
       <w:br/>
       <w:br/>
     </w:r>

--- a/klagomål/A 8383-2025 FSC-klagomål.docx
+++ b/klagomål/A 8383-2025 FSC-klagomål.docx
@@ -1242,7 +1242,7 @@
     <w:r>
       <w:tab/>
       <w:tab/>
-      <w:t>2025-12-05</w:t>
+      <w:t>2025-12-06</w:t>
       <w:br/>
       <w:br/>
     </w:r>

--- a/klagomål/A 8383-2025 FSC-klagomål.docx
+++ b/klagomål/A 8383-2025 FSC-klagomål.docx
@@ -1242,7 +1242,7 @@
     <w:r>
       <w:tab/>
       <w:tab/>
-      <w:t>2025-12-06</w:t>
+      <w:t>2025-12-07</w:t>
       <w:br/>
       <w:br/>
     </w:r>

--- a/klagomål/A 8383-2025 FSC-klagomål.docx
+++ b/klagomål/A 8383-2025 FSC-klagomål.docx
@@ -1242,7 +1242,7 @@
     <w:r>
       <w:tab/>
       <w:tab/>
-      <w:t>2025-12-07</w:t>
+      <w:t>2025-12-08</w:t>
       <w:br/>
       <w:br/>
     </w:r>

--- a/klagomål/A 8383-2025 FSC-klagomål.docx
+++ b/klagomål/A 8383-2025 FSC-klagomål.docx
@@ -1242,7 +1242,7 @@
     <w:r>
       <w:tab/>
       <w:tab/>
-      <w:t>2025-12-08</w:t>
+      <w:t>2025-12-09</w:t>
       <w:br/>
       <w:br/>
     </w:r>

--- a/klagomål/A 8383-2025 FSC-klagomål.docx
+++ b/klagomål/A 8383-2025 FSC-klagomål.docx
@@ -1242,7 +1242,7 @@
     <w:r>
       <w:tab/>
       <w:tab/>
-      <w:t>2025-12-09</w:t>
+      <w:t>2025-12-10</w:t>
       <w:br/>
       <w:br/>
     </w:r>

--- a/klagomål/A 8383-2025 FSC-klagomål.docx
+++ b/klagomål/A 8383-2025 FSC-klagomål.docx
@@ -1242,7 +1242,7 @@
     <w:r>
       <w:tab/>
       <w:tab/>
-      <w:t>2025-12-10</w:t>
+      <w:t>2025-12-11</w:t>
       <w:br/>
       <w:br/>
     </w:r>

--- a/klagomål/A 8383-2025 FSC-klagomål.docx
+++ b/klagomål/A 8383-2025 FSC-klagomål.docx
@@ -1242,7 +1242,7 @@
     <w:r>
       <w:tab/>
       <w:tab/>
-      <w:t>2025-12-11</w:t>
+      <w:t>2025-12-12</w:t>
       <w:br/>
       <w:br/>
     </w:r>

--- a/klagomål/A 8383-2025 FSC-klagomål.docx
+++ b/klagomål/A 8383-2025 FSC-klagomål.docx
@@ -1242,7 +1242,7 @@
     <w:r>
       <w:tab/>
       <w:tab/>
-      <w:t>2025-12-12</w:t>
+      <w:t>2025-12-13</w:t>
       <w:br/>
       <w:br/>
     </w:r>

--- a/klagomål/A 8383-2025 FSC-klagomål.docx
+++ b/klagomål/A 8383-2025 FSC-klagomål.docx
@@ -1242,7 +1242,7 @@
     <w:r>
       <w:tab/>
       <w:tab/>
-      <w:t>2025-12-19</w:t>
+      <w:t>2025-12-20</w:t>
       <w:br/>
       <w:br/>
     </w:r>

--- a/klagomål/A 8383-2025 FSC-klagomål.docx
+++ b/klagomål/A 8383-2025 FSC-klagomål.docx
@@ -1242,7 +1242,7 @@
     <w:r>
       <w:tab/>
       <w:tab/>
-      <w:t>2025-12-20</w:t>
+      <w:t>2025-12-21</w:t>
       <w:br/>
       <w:br/>
     </w:r>

--- a/klagomål/A 8383-2025 FSC-klagomål.docx
+++ b/klagomål/A 8383-2025 FSC-klagomål.docx
@@ -1242,7 +1242,7 @@
     <w:r>
       <w:tab/>
       <w:tab/>
-      <w:t>2025-12-21</w:t>
+      <w:t>2025-12-22</w:t>
       <w:br/>
       <w:br/>
     </w:r>

--- a/klagomål/A 8383-2025 FSC-klagomål.docx
+++ b/klagomål/A 8383-2025 FSC-klagomål.docx
@@ -1242,7 +1242,7 @@
     <w:r>
       <w:tab/>
       <w:tab/>
-      <w:t>2025-12-22</w:t>
+      <w:t>2025-12-26</w:t>
       <w:br/>
       <w:br/>
     </w:r>

--- a/klagomål/A 8383-2025 FSC-klagomål.docx
+++ b/klagomål/A 8383-2025 FSC-klagomål.docx
@@ -325,7 +325,7 @@
         <w:t>Järpe (NT, §4)</w:t>
       </w:r>
       <w:r>
-        <w:t>, rödlistad som nära hotad och prioriterad art i Skogsvårdslagen har häckningsrevir i avverkningsanmälan. Arten har minskat med 25 (10–40) % under de senaste 12 åren och är mycket stationär inom sitt revir som är minst 25 hektar stort. Dess livsmiljöer utgörs av tät barrskog med inblandning av lövträd och en väl utvecklad flerskiktad struktur med bärris och yngre eller undertryckta, täta granar i ett lägre skikt, ofta utmed bäckar och åar inne i den skyddande granskogen. Järpen överlever inte om dess livsmiljö kalavverkas och är även känslig för röjning, gallring och avverkning där unga granar och lövträd inte sparas i tillräcklig omfattning (SLU Artdatabanken, 2022).</w:t>
+        <w:t>, som är rödlistad som nära hotad och upptagen i bilaga 1 och 2 EU:s fågeldirektiv, har häckningsrevir i avverkningsanmälan. Arten har minskat med 25 (10–40) % under de senaste 12 åren och är mycket stationär inom sitt revir som är minst 25 hektar stort. Dess livsmiljöer utgörs av tät barrskog med inblandning av lövträd och en väl utvecklad flerskiktad struktur med bärris och yngre eller undertryckta, täta granar i ett lägre skikt, ofta utmed bäckar och åar inne i den skyddande granskogen. Järpen överlever inte om dess livsmiljö kalavverkas och är även känslig för röjning, gallring och avverkning där unga granar och lövträd inte sparas i tillräcklig omfattning. Minskningstakten för den svenska populationen bedöms vara nära gränsvärdet för Sårbar (VU). (A2b)  (SLU Artdatabanken, 2022).</w:t>
       </w:r>
     </w:p>
     <w:p>
@@ -693,12 +693,12 @@
     </w:p>
     <w:p>
       <w:r>
-        <w:t>Järpe är rödlistad som nära hotad (NT), fridlyst enligt 4§ Artskyddsförordningen och prioriterad art i Skogsvårdslagen. Järpen, som minskat med 25 (10–40) % under de senaste 12 åren, har sina livsmiljöer i tät barrskog med inblandning av lövträd och en väl utvecklad flerskiktad struktur med bärris och yngre eller undertryckta, täta granar i ett lägre skikt, ofta utmed bäckar och åar inne i den skyddande granskogen.</w:t>
+        <w:t>Järpe är rödlistad som nära hotad (NT), fridlyst enligt 4§ Artskyddsförordningen och upptagen i bilaga 1 och 2 EU:s fågeldirektiv. Järpen, som minskat med 25 (10–40) % under de senaste 12 åren, har sina livsmiljöer i tät barrskog med inblandning av lövträd och en väl utvecklad flerskiktad struktur med bärris och yngre eller undertryckta, täta granar i ett lägre skikt, ofta utmed bäckar och åar inne i den skyddande granskogen (SLU Artdatabanken, 2022).</w:t>
       </w:r>
     </w:p>
     <w:p>
       <w:r>
-        <w:t>Arten behöver lämpliga skogsbestånd om sammanlagt minst 25 hektar. Den är mycket stationär inom sitt revir och när ett par etablerat sig stannar de så länge miljön är intakt. Den undviker öppen mark och förﬂyttar sig sällan över större öppna myrar eller åkermark, och är därför känslig för fragmentering. Järpen överlever inte om dess livsmiljö kalavverkas och är även känslig för röjning, gallring och avverkning där unga granar och lövträd inte sparas i tillräcklig omfattning (SLU Artdatabanken, 2022).</w:t>
+        <w:t>Arten behöver lämpliga skogsbestånd om sammanlagt minst 25 hektar. Den är mycket stationär inom sitt revir och när ett par etablerat sig stannar de så länge miljön är intakt. Den undviker öppen mark och förﬂyttar sig sällan över större öppna myrar eller åkermark, och är därför känslig för fragmentering. Järpen överlever inte om dess livsmiljö kalavverkas och är även känslig för röjning, gallring och avverkning där unga granar och lövträd inte sparas i tillräcklig omfattning. Minskningstakten för den svenska populationen bedöms vara nära gränsvärdet för Sårbar (VU). (A2b)  (SLU Artdatabanken, 2022).</w:t>
       </w:r>
     </w:p>
     <w:p>
@@ -1242,7 +1242,7 @@
     <w:r>
       <w:tab/>
       <w:tab/>
-      <w:t>2026-01-03</w:t>
+      <w:t>2026-01-04</w:t>
       <w:br/>
       <w:br/>
     </w:r>

--- a/klagomål/A 8383-2025 FSC-klagomål.docx
+++ b/klagomål/A 8383-2025 FSC-klagomål.docx
@@ -1242,7 +1242,7 @@
     <w:r>
       <w:tab/>
       <w:tab/>
-      <w:t>2026-01-07</w:t>
+      <w:t>2026-01-08</w:t>
       <w:br/>
       <w:br/>
     </w:r>
